--- a/data/cvs/cv_75_Grupo_Taking_Analista_de_Sustentação_N1_-_Dados__Azur.docx
+++ b/data/cvs/cv_75_Grupo_Taking_Analista_de_Sustentação_N1_-_Dados__Azur.docx
@@ -86,7 +86,7 @@
         <w:rPr>
           <w:sz w:val="20"/>
         </w:rPr>
-        <w:t>Full Stack Developer and AI Data Engineer with a focus on building robust, scalable solutions. I have experience across the full stack, from Python backends and REST APIs to React frontends, and have worked with diverse teams to deliver enterprise-grade applications. Currently, I'm driving AI-powered automation projects at Copy Cat Group, including an SAP API integration and an AI tender scraping pipeline.</w:t>
+        <w:t>Full Stack Developer and AI engineer with a background in data annotation and evaluation, currently building production systems at Copy Cat Group. I work across the full stack, from Python backends to React frontends, and have experience with REST APIs, web scraping, and automation tools. My recent focus includes AI data work, such as model evaluation, prompt engineering, and dataset structuring, as well as integrating AI-driven automation features into enterprise applications.</w:t>
       </w:r>
     </w:p>
     <w:p>
@@ -119,7 +119,7 @@
         <w:rPr>
           <w:sz w:val="20"/>
         </w:rPr>
-        <w:t>Python, JavaScript, SQL, PHP, Kotlin, Bash, HTML, CSS</w:t>
+        <w:t>Python, JavaScript, SQL, Bash, HTML, CSS</w:t>
       </w:r>
     </w:p>
     <w:p>
@@ -209,7 +209,7 @@
         <w:rPr>
           <w:sz w:val="20"/>
         </w:rPr>
-        <w:t>n8n, Playwright, APScheduler, Web Scraping, REST APIs</w:t>
+        <w:t>n8n, Playwright, Web Scraping, REST APIs</w:t>
       </w:r>
     </w:p>
     <w:p>
@@ -245,7 +245,7 @@
         <w:rPr>
           <w:sz w:val="20"/>
         </w:rPr>
-        <w:t>Azure, Azure Data Factory, Databricks, Azure Storage, Data Lake, Parquet, Delta, Spark, SQL Server, Oracle DB, DBT, Azure Monitor, Grafana, Airflow, Tableau</w:t>
+        <w:t>Azure, Data Factory, Databricks, Storage (Data Lake), Parquet/Delta, Spark, SQL Server, Oracle DB, DBT, Azure Monitor, Grafana, Airflow, Tableau, Scrum</w:t>
       </w:r>
     </w:p>
     <w:p>
@@ -263,7 +263,7 @@
         <w:rPr>
           <w:sz w:val="20"/>
         </w:rPr>
-        <w:t>Scrum, Kanban, Agile, Data Engineering, Data Modeling, Data Analysis, Data Quality, Data Monitoring, Data Optimization, Data Automation, Data Pipelines, Data Integration, Data Transformation, Data Testing, Data Documentation</w:t>
+        <w:t>Kanban, agile methodologies, data engineering, data analysis, data pipelines, data monitoring, incident management, data optimization, data automation, data modeling, data quality, data integrity, data deployment, data testing</w:t>
       </w:r>
     </w:p>
     <w:p>
@@ -325,7 +325,7 @@
         <w:rPr>
           <w:sz w:val="20"/>
         </w:rPr>
-        <w:t>Authoring comprehensive System Design Documents (SDDs) for Application, Data, Integration, and Security Architecture.</w:t>
+        <w:t>Authoring technical documentation, including System Design Documents and Business Requirements Documents, for enterprise architecture and project scoping.</w:t>
       </w:r>
     </w:p>
     <w:p>
